--- a/24181084-24196955.docx
+++ b/24181084-24196955.docx
@@ -112,8 +112,13 @@
             <w:vAlign w:val="center"/>
           </w:tcPr>
           <w:p>
+            <w:proofErr w:type="spellStart"/>
             <w:r>
-              <w:t xml:space="preserve">Jeahoon Song, Student ID: </w:t>
+              <w:t>Jeahoon</w:t>
+            </w:r>
+            <w:proofErr w:type="spellEnd"/>
+            <w:r>
+              <w:t xml:space="preserve"> Song, Student ID: </w:t>
             </w:r>
             <w:r>
               <w:t>24196955</w:t>
@@ -155,6 +160,7 @@
           <w:rFonts w:ascii="Courier New" w:eastAsia="Courier New" w:hAnsi="Courier New" w:cstheme="minorBidi"/>
           <w:b w:val="0"/>
           <w:bCs w:val="0"/>
+          <w:noProof/>
           <w:color w:val="auto"/>
           <w:sz w:val="17"/>
           <w:szCs w:val="22"/>
@@ -234,7 +240,23 @@
         <w:t>structure</w:t>
       </w:r>
       <w:r>
-        <w:t>, including EthernetFrame, IPPacket, and UDPSegment. It also handles converting headers and payloads to bytes.</w:t>
+        <w:t xml:space="preserve">, including </w:t>
+      </w:r>
+      <w:proofErr w:type="spellStart"/>
+      <w:r>
+        <w:t>EthernetFrame</w:t>
+      </w:r>
+      <w:proofErr w:type="spellEnd"/>
+      <w:r>
+        <w:t xml:space="preserve">, </w:t>
+      </w:r>
+      <w:proofErr w:type="spellStart"/>
+      <w:r>
+        <w:t>IPPacket</w:t>
+      </w:r>
+      <w:proofErr w:type="spellEnd"/>
+      <w:r>
+        <w:t>, and UDPSegment. It also handles converting headers and payloads to bytes.</w:t>
       </w:r>
     </w:p>
     <w:p>
@@ -243,7 +265,15 @@
         <w:spacing w:after="60"/>
       </w:pPr>
       <w:r>
-        <w:t>devices.py - contains the main simulation logic. It has the Simulator, Host, and Router classes, including Layer 2, Layer 3, and Layer 4 behaviour.</w:t>
+        <w:t xml:space="preserve">devices.py - contains the main simulation logic. It has the Simulator, Host, and Router classes, including Layer 2, Layer 3, and Layer 4 </w:t>
+      </w:r>
+      <w:proofErr w:type="spellStart"/>
+      <w:r>
+        <w:t>behaviour</w:t>
+      </w:r>
+      <w:proofErr w:type="spellEnd"/>
+      <w:r>
+        <w:t>.</w:t>
       </w:r>
     </w:p>
     <w:p>
@@ -252,7 +282,13 @@
         <w:spacing w:after="60"/>
       </w:pPr>
       <w:r>
-        <w:t>main.py - reads the message size, builds the topology, creates test data, and starts transmission from Host A to Host B.</w:t>
+        <w:t xml:space="preserve">main.py - reads the message size, </w:t>
+      </w:r>
+      <w:r>
+        <w:t>setup the networks</w:t>
+      </w:r>
+      <w:r>
+        <w:t>, creates test data, and starts transmission from Host A to Host B.</w:t>
       </w:r>
     </w:p>
     <w:p>
@@ -261,7 +297,15 @@
         <w:spacing w:after="60"/>
       </w:pPr>
       <w:r>
-        <w:t>README / guide files - explain how to run the project and how the code is organised.</w:t>
+        <w:t xml:space="preserve">README / guide files - explain how to run the project and how the code is </w:t>
+      </w:r>
+      <w:proofErr w:type="spellStart"/>
+      <w:r>
+        <w:t>organised</w:t>
+      </w:r>
+      <w:proofErr w:type="spellEnd"/>
+      <w:r>
+        <w:t>.</w:t>
       </w:r>
     </w:p>
     <w:p>
@@ -285,7 +329,15 @@
         <w:spacing w:after="120" w:line="259" w:lineRule="auto"/>
       </w:pPr>
       <w:r>
-        <w:t>Layer 2 is used for local delivery on one network segment. The frame has destination MAC, source MAC, EtherType, and payload. In our simulator, the payload is the Layer 3 IP-like packet. The sender does not send directly to the final IP address at Layer 2. It sends to the next-hop MAC address.</w:t>
+        <w:t xml:space="preserve">Layer 2 is used for local delivery on one network segment. The frame has destination MAC, source MAC, </w:t>
+      </w:r>
+      <w:proofErr w:type="spellStart"/>
+      <w:r>
+        <w:t>EtherType</w:t>
+      </w:r>
+      <w:proofErr w:type="spellEnd"/>
+      <w:r>
+        <w:t>, and payload. In our simulator, the payload is the Layer 3 IP-like packet. The sender does not send directly to the final IP address at Layer 2. It sends to the next-hop MAC address.</w:t>
       </w:r>
     </w:p>
     <w:p>
@@ -372,9 +424,11 @@
       <w:r>
         <w:t xml:space="preserve"> segments, Layer 3 methods </w:t>
       </w:r>
+      <w:proofErr w:type="spellStart"/>
       <w:r>
         <w:t>ip</w:t>
       </w:r>
+      <w:proofErr w:type="spellEnd"/>
       <w:r>
         <w:t xml:space="preserve"> packets, and Layer 2 methods for </w:t>
       </w:r>
@@ -431,7 +485,15 @@
         <w:spacing w:after="60"/>
       </w:pPr>
       <w:r>
-        <w:t>Host A sends to the router MAC BB:BB:BB:BB:BB:BB when the final destination is Host B.</w:t>
+        <w:t xml:space="preserve">Host A sends to the router MAC BB:BB:BB:BB:BB:BB when the </w:t>
+      </w:r>
+      <w:proofErr w:type="gramStart"/>
+      <w:r>
+        <w:t>final destination</w:t>
+      </w:r>
+      <w:proofErr w:type="gramEnd"/>
+      <w:r>
+        <w:t xml:space="preserve"> is Host B.</w:t>
       </w:r>
     </w:p>
     <w:p>
@@ -449,7 +511,31 @@
         <w:spacing w:after="60"/>
       </w:pPr>
       <w:r>
-        <w:t>When ACK comes back, Router R1 sends to Host A MAC AA:AA:AA:AA:AA:AA on Interface 1.</w:t>
+        <w:t xml:space="preserve">When ACK comes back, Router R1 sends to Host A MAC </w:t>
+      </w:r>
+      <w:proofErr w:type="gramStart"/>
+      <w:r>
+        <w:t>AA:AA</w:t>
+      </w:r>
+      <w:proofErr w:type="gramEnd"/>
+      <w:r>
+        <w:t>:</w:t>
+      </w:r>
+      <w:proofErr w:type="gramStart"/>
+      <w:r>
+        <w:t>AA:AA</w:t>
+      </w:r>
+      <w:proofErr w:type="gramEnd"/>
+      <w:r>
+        <w:t>:</w:t>
+      </w:r>
+      <w:proofErr w:type="gramStart"/>
+      <w:r>
+        <w:t>AA:AA</w:t>
+      </w:r>
+      <w:proofErr w:type="gramEnd"/>
+      <w:r>
+        <w:t xml:space="preserve"> on Interface 1.</w:t>
       </w:r>
     </w:p>
     <w:p>
@@ -549,7 +635,47 @@
         <w:spacing w:after="120" w:line="259" w:lineRule="auto"/>
       </w:pPr>
       <w:r>
-        <w:t>The sender should not just send DATA and immediately move to the next sequence number. It must wait for the correct ACK. We fixed this by adding sender state such as waiting_for_ack, ack_received, pending_ack_seq, pending_segment_bytes, and pending_dest_ip.</w:t>
+        <w:t xml:space="preserve">The sender should not just send DATA and immediately move to the next sequence number. It must wait for the correct ACK. We fixed this by adding sender state such as </w:t>
+      </w:r>
+      <w:proofErr w:type="spellStart"/>
+      <w:r>
+        <w:t>waiting_for_ack</w:t>
+      </w:r>
+      <w:proofErr w:type="spellEnd"/>
+      <w:r>
+        <w:t xml:space="preserve">, </w:t>
+      </w:r>
+      <w:proofErr w:type="spellStart"/>
+      <w:r>
+        <w:t>ack_received</w:t>
+      </w:r>
+      <w:proofErr w:type="spellEnd"/>
+      <w:r>
+        <w:t xml:space="preserve">, </w:t>
+      </w:r>
+      <w:proofErr w:type="spellStart"/>
+      <w:r>
+        <w:t>pending_ack_seq</w:t>
+      </w:r>
+      <w:proofErr w:type="spellEnd"/>
+      <w:r>
+        <w:t xml:space="preserve">, </w:t>
+      </w:r>
+      <w:proofErr w:type="spellStart"/>
+      <w:r>
+        <w:t>pending_segment_bytes</w:t>
+      </w:r>
+      <w:proofErr w:type="spellEnd"/>
+      <w:r>
+        <w:t xml:space="preserve">, and </w:t>
+      </w:r>
+      <w:proofErr w:type="spellStart"/>
+      <w:r>
+        <w:t>pending_dest_ip</w:t>
+      </w:r>
+      <w:proofErr w:type="spellEnd"/>
+      <w:r>
+        <w:t>.</w:t>
       </w:r>
     </w:p>
     <w:p>
@@ -557,7 +683,15 @@
         <w:spacing w:after="120" w:line="259" w:lineRule="auto"/>
       </w:pPr>
       <w:r>
-        <w:t xml:space="preserve">Now the sender only changes current_seq after the correct ACK arrives. </w:t>
+        <w:t xml:space="preserve">Now the sender only changes </w:t>
+      </w:r>
+      <w:proofErr w:type="spellStart"/>
+      <w:r>
+        <w:t>current_seq</w:t>
+      </w:r>
+      <w:proofErr w:type="spellEnd"/>
+      <w:r>
+        <w:t xml:space="preserve"> after the correct ACK arrives. </w:t>
       </w:r>
     </w:p>
     <w:p>
@@ -589,7 +723,15 @@
         <w:spacing w:after="120" w:line="259" w:lineRule="auto"/>
       </w:pPr>
       <w:r>
-        <w:t>On the receiver side, a correct new DATA segment is delivered to the application layer and then ACKed. A duplicate DATA segment should not be delivered again because that would give the application repeated data. Instead, the receiver re-sends the last ACK.</w:t>
+        <w:t xml:space="preserve">On the receiver side, a correct new DATA segment is delivered to the application layer and then </w:t>
+      </w:r>
+      <w:proofErr w:type="spellStart"/>
+      <w:r>
+        <w:t>ACKed</w:t>
+      </w:r>
+      <w:proofErr w:type="spellEnd"/>
+      <w:r>
+        <w:t>. A duplicate DATA segment should not be delivered again because that would give the application repeated data. Instead, the receiver re-sends the last ACK.</w:t>
       </w:r>
     </w:p>
     <w:p>
@@ -674,7 +816,31 @@
     </w:p>
     <w:p>
       <w:r>
-        <w:t>Host A: Layer 2: Frame created: SRC_MAC=AA:AA:AA:AA:AA:AA, DST_MAC=BB:BB:BB:BB:BB:BB</w:t>
+        <w:t>Host A: Layer 2: Frame created: SRC_MAC=</w:t>
+      </w:r>
+      <w:proofErr w:type="gramStart"/>
+      <w:r>
+        <w:t>AA:AA</w:t>
+      </w:r>
+      <w:proofErr w:type="gramEnd"/>
+      <w:r>
+        <w:t>:</w:t>
+      </w:r>
+      <w:proofErr w:type="gramStart"/>
+      <w:r>
+        <w:t>AA:AA</w:t>
+      </w:r>
+      <w:proofErr w:type="gramEnd"/>
+      <w:r>
+        <w:t>:</w:t>
+      </w:r>
+      <w:proofErr w:type="gramStart"/>
+      <w:r>
+        <w:t>AA:AA</w:t>
+      </w:r>
+      <w:proofErr w:type="gramEnd"/>
+      <w:r>
+        <w:t>, DST_MAC=BB:BB:BB:BB:BB:BB</w:t>
       </w:r>
     </w:p>
     <w:p>
@@ -690,7 +856,31 @@
     </w:p>
     <w:p>
       <w:r>
-        <w:t>Router R1: Layer 2: Source MAC learned: AA:AA:AA:AA:AA:AA on Interface 1</w:t>
+        <w:t xml:space="preserve">Router R1: Layer 2: Source MAC learned: </w:t>
+      </w:r>
+      <w:proofErr w:type="gramStart"/>
+      <w:r>
+        <w:t>AA:AA</w:t>
+      </w:r>
+      <w:proofErr w:type="gramEnd"/>
+      <w:r>
+        <w:t>:</w:t>
+      </w:r>
+      <w:proofErr w:type="gramStart"/>
+      <w:r>
+        <w:t>AA:AA</w:t>
+      </w:r>
+      <w:proofErr w:type="gramEnd"/>
+      <w:r>
+        <w:t>:</w:t>
+      </w:r>
+      <w:proofErr w:type="gramStart"/>
+      <w:r>
+        <w:t>AA:AA</w:t>
+      </w:r>
+      <w:proofErr w:type="gramEnd"/>
+      <w:r>
+        <w:t xml:space="preserve"> on Interface 1</w:t>
       </w:r>
     </w:p>
     <w:p>
@@ -926,13 +1116,55 @@
     </w:p>
     <w:p>
       <w:r>
-        <w:t>Router R1: Layer 2: Destination MAC lookup for next-hop IP → AA:AA:AA:AA:AA:AA</w:t>
-      </w:r>
-    </w:p>
-    <w:p>
-      <w:r>
-        <w:t>Router R1: Layer 2: Frame created: SRC_MAC=BB:BB:BB:BB:BB:BB, DST_MAC=AA:AA:AA:AA:AA:AA</w:t>
-      </w:r>
+        <w:t xml:space="preserve">Router R1: Layer 2: Destination MAC lookup for next-hop IP → </w:t>
+      </w:r>
+      <w:proofErr w:type="gramStart"/>
+      <w:r>
+        <w:t>AA:AA</w:t>
+      </w:r>
+      <w:proofErr w:type="gramEnd"/>
+      <w:r>
+        <w:t>:</w:t>
+      </w:r>
+      <w:proofErr w:type="gramStart"/>
+      <w:r>
+        <w:t>AA:AA</w:t>
+      </w:r>
+      <w:proofErr w:type="gramEnd"/>
+      <w:r>
+        <w:t>:</w:t>
+      </w:r>
+      <w:proofErr w:type="gramStart"/>
+      <w:r>
+        <w:t>AA:AA</w:t>
+      </w:r>
+      <w:proofErr w:type="gramEnd"/>
+    </w:p>
+    <w:p>
+      <w:r>
+        <w:t>Router R1: Layer 2: Frame created: SRC_MAC=BB:BB:BB:BB:BB:BB, DST_MAC=</w:t>
+      </w:r>
+      <w:proofErr w:type="gramStart"/>
+      <w:r>
+        <w:t>AA:AA</w:t>
+      </w:r>
+      <w:proofErr w:type="gramEnd"/>
+      <w:r>
+        <w:t>:</w:t>
+      </w:r>
+      <w:proofErr w:type="gramStart"/>
+      <w:r>
+        <w:t>AA:AA</w:t>
+      </w:r>
+      <w:proofErr w:type="gramEnd"/>
+      <w:r>
+        <w:t>:</w:t>
+      </w:r>
+      <w:proofErr w:type="gramStart"/>
+      <w:r>
+        <w:t>AA:AA</w:t>
+      </w:r>
+      <w:proofErr w:type="gramEnd"/>
     </w:p>
     <w:p>
       <w:r>
@@ -1042,7 +1274,31 @@
     </w:p>
     <w:p>
       <w:r>
-        <w:t>Host A: Layer 2: Frame created: SRC_MAC=AA:AA:AA:AA:AA:AA, DST_MAC=BB:BB:BB:BB:BB:BB</w:t>
+        <w:t>Host A: Layer 2: Frame created: SRC_MAC=</w:t>
+      </w:r>
+      <w:proofErr w:type="gramStart"/>
+      <w:r>
+        <w:t>AA:AA</w:t>
+      </w:r>
+      <w:proofErr w:type="gramEnd"/>
+      <w:r>
+        <w:t>:</w:t>
+      </w:r>
+      <w:proofErr w:type="gramStart"/>
+      <w:r>
+        <w:t>AA:AA</w:t>
+      </w:r>
+      <w:proofErr w:type="gramEnd"/>
+      <w:r>
+        <w:t>:</w:t>
+      </w:r>
+      <w:proofErr w:type="gramStart"/>
+      <w:r>
+        <w:t>AA:AA</w:t>
+      </w:r>
+      <w:proofErr w:type="gramEnd"/>
+      <w:r>
+        <w:t>, DST_MAC=BB:BB:BB:BB:BB:BB</w:t>
       </w:r>
     </w:p>
     <w:p>
@@ -1057,7 +1313,31 @@
     </w:p>
     <w:p>
       <w:r>
-        <w:t>Router R1: Layer 2: Source MAC learned: AA:AA:AA:AA:AA:AA on Interface 1</w:t>
+        <w:t xml:space="preserve">Router R1: Layer 2: Source MAC learned: </w:t>
+      </w:r>
+      <w:proofErr w:type="gramStart"/>
+      <w:r>
+        <w:t>AA:AA</w:t>
+      </w:r>
+      <w:proofErr w:type="gramEnd"/>
+      <w:r>
+        <w:t>:</w:t>
+      </w:r>
+      <w:proofErr w:type="gramStart"/>
+      <w:r>
+        <w:t>AA:AA</w:t>
+      </w:r>
+      <w:proofErr w:type="gramEnd"/>
+      <w:r>
+        <w:t>:</w:t>
+      </w:r>
+      <w:proofErr w:type="gramStart"/>
+      <w:r>
+        <w:t>AA:AA</w:t>
+      </w:r>
+      <w:proofErr w:type="gramEnd"/>
+      <w:r>
+        <w:t xml:space="preserve"> on Interface 1</w:t>
       </w:r>
     </w:p>
     <w:p>
@@ -1294,13 +1574,55 @@
     </w:p>
     <w:p>
       <w:r>
-        <w:t>Router R1: Layer 2: Destination MAC lookup for next-hop IP → AA:AA:AA:AA:AA:AA</w:t>
-      </w:r>
-    </w:p>
-    <w:p>
-      <w:r>
-        <w:t>Router R1: Layer 2: Frame created: SRC_MAC=BB:BB:BB:BB:BB:BB, DST_MAC=AA:AA:AA:AA:AA:AA</w:t>
-      </w:r>
+        <w:t xml:space="preserve">Router R1: Layer 2: Destination MAC lookup for next-hop IP → </w:t>
+      </w:r>
+      <w:proofErr w:type="gramStart"/>
+      <w:r>
+        <w:t>AA:AA</w:t>
+      </w:r>
+      <w:proofErr w:type="gramEnd"/>
+      <w:r>
+        <w:t>:</w:t>
+      </w:r>
+      <w:proofErr w:type="gramStart"/>
+      <w:r>
+        <w:t>AA:AA</w:t>
+      </w:r>
+      <w:proofErr w:type="gramEnd"/>
+      <w:r>
+        <w:t>:</w:t>
+      </w:r>
+      <w:proofErr w:type="gramStart"/>
+      <w:r>
+        <w:t>AA:AA</w:t>
+      </w:r>
+      <w:proofErr w:type="gramEnd"/>
+    </w:p>
+    <w:p>
+      <w:r>
+        <w:t>Router R1: Layer 2: Frame created: SRC_MAC=BB:BB:BB:BB:BB:BB, DST_MAC=</w:t>
+      </w:r>
+      <w:proofErr w:type="gramStart"/>
+      <w:r>
+        <w:t>AA:AA</w:t>
+      </w:r>
+      <w:proofErr w:type="gramEnd"/>
+      <w:r>
+        <w:t>:</w:t>
+      </w:r>
+      <w:proofErr w:type="gramStart"/>
+      <w:r>
+        <w:t>AA:AA</w:t>
+      </w:r>
+      <w:proofErr w:type="gramEnd"/>
+      <w:r>
+        <w:t>:</w:t>
+      </w:r>
+      <w:proofErr w:type="gramStart"/>
+      <w:r>
+        <w:t>AA:AA</w:t>
+      </w:r>
+      <w:proofErr w:type="gramEnd"/>
     </w:p>
     <w:p>
       <w:r>
@@ -1443,7 +1765,21 @@
       <w:rPr>
         <w:lang w:val="sv-SE"/>
       </w:rPr>
-      <w:t>CITS3002 Mini Internet Protocol Stack Simulator</w:t>
+      <w:t xml:space="preserve">CITS3002 Mini Internet </w:t>
+    </w:r>
+    <w:proofErr w:type="spellStart"/>
+    <w:r>
+      <w:rPr>
+        <w:lang w:val="sv-SE"/>
+      </w:rPr>
+      <w:t>Protocol</w:t>
+    </w:r>
+    <w:proofErr w:type="spellEnd"/>
+    <w:r>
+      <w:rPr>
+        <w:lang w:val="sv-SE"/>
+      </w:rPr>
+      <w:t xml:space="preserve"> Stack Simulator</w:t>
     </w:r>
   </w:p>
 </w:ftr>
